--- a/laba4/CтарковДмитрийКонстантинович_БПИ2401_№4.docx
+++ b/laba4/CтарковДмитрийКонстантинович_БПИ2401_№4.docx
@@ -8765,15 +8765,7 @@
           <w:szCs w:val="28"/>
           <w:lang w:eastAsia="ja-JP"/>
         </w:rPr>
-        <w:t>https://github.com/BestStarProggramer/IT-P/tree/main/lab</w:t>
-      </w:r>
-      <w:r>
-        <w:rPr>
-          <w:rFonts w:eastAsiaTheme="minorEastAsia"/>
-          <w:szCs w:val="28"/>
-          <w:lang w:eastAsia="ja-JP"/>
-        </w:rPr>
-        <w:t>2</w:t>
+        <w:t>https://github.com/BestStarProggramer/IT_P2</w:t>
       </w:r>
     </w:p>
     <w:sectPr>

--- a/laba4/CтарковДмитрийКонстантинович_БПИ2401_№4.docx
+++ b/laba4/CтарковДмитрийКонстантинович_БПИ2401_№4.docx
@@ -3920,7 +3920,7 @@
       <w:pPr>
         <w:rPr>
           <w:rFonts w:eastAsiaTheme="minorEastAsia"/>
-          <w:lang w:eastAsia="ja-JP"/>
+          <w:lang w:val="en-US" w:eastAsia="ja-JP"/>
         </w:rPr>
       </w:pPr>
       <w:r>
@@ -4024,16 +4024,9 @@
       <w:r>
         <w:rPr>
           <w:rFonts w:eastAsiaTheme="minorEastAsia"/>
-          <w:lang w:eastAsia="ja-JP"/>
-        </w:rPr>
-        <w:t>Dependency Injection</w:t>
-      </w:r>
-      <w:r>
-        <w:rPr>
-          <w:rFonts w:eastAsiaTheme="minorEastAsia"/>
-          <w:lang w:eastAsia="ja-JP"/>
-        </w:rPr>
-        <w:t>.</w:t>
+          <w:lang w:val="en-US" w:eastAsia="ja-JP"/>
+        </w:rPr>
+        <w:t>Dependency Injection.</w:t>
       </w:r>
     </w:p>
     <w:p>
@@ -8757,15 +8750,24 @@
           <w:szCs w:val="28"/>
           <w:lang w:eastAsia="ja-JP"/>
         </w:rPr>
-        <w:t xml:space="preserve">Ссылка на гит - </w:t>
-      </w:r>
-      <w:r>
+        <w:t>Ссылка на гитхаб - https://github.com/BestStarProggramer/IT_P2</w:t>
+      </w:r>
+    </w:p>
+    <w:p>
+      <w:pPr>
         <w:rPr>
           <w:rFonts w:eastAsiaTheme="minorEastAsia"/>
           <w:szCs w:val="28"/>
           <w:lang w:eastAsia="ja-JP"/>
         </w:rPr>
-        <w:t>https://github.com/BestStarProggramer/IT_P2</w:t>
+      </w:pPr>
+      <w:r>
+        <w:rPr>
+          <w:rFonts w:eastAsiaTheme="minorEastAsia"/>
+          <w:szCs w:val="28"/>
+          <w:lang w:eastAsia="ja-JP"/>
+        </w:rPr>
+        <w:t>Ссылка на гитфлик - https://gitflic.mtuci.ru/project/d-k-starkov-edu-mtuci-ru/itip</w:t>
       </w:r>
     </w:p>
     <w:sectPr>
